--- a/docs/word/06_ho_so_suc_khoe.docx
+++ b/docs/word/06_ho_so_suc_khoe.docx
@@ -6403,7 +6403,7 @@
               <w:pStyle w:val="NoiDungBang"/>
             </w:pPr>
             <w:r>
-              <w:t xml:space="preserve">18</w:t>
+              <w:t xml:space="preserve">16</w:t>
             </w:r>
           </w:p>
         </w:tc>
@@ -6458,7 +6458,7 @@
               <w:pStyle w:val="NoiDungBang"/>
             </w:pPr>
             <w:r>
-              <w:t xml:space="preserve">2026-10-12 18:54:09</w:t>
+              <w:t xml:space="preserve">2026-10-12 19:14:07</w:t>
             </w:r>
           </w:p>
         </w:tc>
@@ -7121,7 +7121,7 @@
               <w:pStyle w:val="NoiDungBang"/>
             </w:pPr>
             <w:r>
-              <w:t xml:space="preserve">2026-10-12 18:54:10</w:t>
+              <w:t xml:space="preserve">2026-10-12 19:14:07</w:t>
             </w:r>
           </w:p>
         </w:tc>
